--- a/backend/samples/talia-barnard-teacher-note.docx
+++ b/backend/samples/talia-barnard-teacher-note.docx
@@ -7,12 +7,12 @@
         <w:pStyle w:val="Heading1"/>
       </w:pPr>
       <w:r>
-        <w:t>Teacher note — Talia Barnard (S-1507), Grade 7</w:t>
+        <w:t>Teacher note — Talia Barnard (S-1507), Grade 11</w:t>
       </w:r>
     </w:p>
     <w:p>
       <w:r>
-        <w:t>FICTIONAL SAMPLE DOCUMENT. Halverson Ridge Middle School, Fall 2026, week 5. Written by S. Frankel (Algebra Foundations) with input from L. Moreau (Digital Photography).</w:t>
+        <w:t>FICTIONAL SAMPLE DOCUMENT. Halverson Ridge High School, Fall 2026, week 5. Written by S. Frankel (Algebra Foundations) with input from L. Moreau (Digital Photography).</w:t>
       </w:r>
     </w:p>
     <w:p>
